--- a/CÔNG TY TNHH PCCC TUẤN PHÁT/TuanPhat_Thaydoi_CSH_DDPL/HoSo1_ThayDoiCSH_MauSo15.docx
+++ b/CÔNG TY TNHH PCCC TUẤN PHÁT/TuanPhat_Thaydoi_CSH_DDPL/HoSo1_ThayDoiCSH_MauSo15.docx
@@ -64,7 +64,7 @@
                 <w:szCs w:val="26"/>
                 <w:lang w:val="vi-VN"/>
               </w:rPr>
-              <w:t>CÔNG TY TNHH SẢN XUẤT VẠN SỰ PHÚC</w:t>
+              <w:t>CÔNG TY TNHH PCCC TUẤN PHÁT</w:t>
             </w:r>
           </w:p>
         </w:tc>
@@ -275,10 +275,16 @@
                 <w:sz w:val="26"/>
                 <w:szCs w:val="26"/>
               </w:rPr>
-              <w:t>26</w:t>
-            </w:r>
-            <w:bookmarkStart w:id="0" w:name="_GoBack"/>
-            <w:bookmarkEnd w:id="0"/>
+              <w:t>2</w:t>
+            </w:r>
+            <w:r>
+              <w:rPr>
+                <w:rFonts w:eastAsia="Times New Roman"/>
+                <w:sz w:val="26"/>
+                <w:szCs w:val="26"/>
+              </w:rPr>
+              <w:t>9</w:t>
+            </w:r>
             <w:r>
               <w:rPr>
                 <w:rFonts w:eastAsia="Times New Roman"/>
@@ -493,7 +499,7 @@
           <w:szCs w:val="26"/>
           <w:lang w:val="vi-VN"/>
         </w:rPr>
-        <w:t>CÔNG TY TNHH SẢN XUẤT VẠN SỰ PHÚC</w:t>
+        <w:t>CÔNG TY TNHH PCCC TUẤN PHÁT</w:t>
       </w:r>
     </w:p>
     <w:p>
@@ -525,7 +531,7 @@
           <w:szCs w:val="26"/>
           <w:lang w:val="fr-FR" w:eastAsia="zh-CN"/>
         </w:rPr>
-        <w:t>3703442279</w:t>
+        <w:t>0318976918</w:t>
       </w:r>
     </w:p>
     <w:p>
@@ -819,14 +825,10 @@
       </w:r>
       <w:r>
         <w:rPr>
-          <w:rFonts w:eastAsia="Times New Roman"/>
-          <w:b/>
-          <w:bCs/>
-          <w:sz w:val="24"/>
-          <w:szCs w:val="24"/>
-          <w:lang w:val="sv-SE"/>
-        </w:rPr>
-        <w:t>HỨA NGỌC HẠNH</w:t>
+          <w:sz w:val="26"/>
+          <w:szCs w:val="26"/>
+        </w:rPr>
+        <w:t>LÊ HOÀNG GIANG</w:t>
       </w:r>
     </w:p>
     <w:p>
@@ -855,11 +857,10 @@
       </w:r>
       <w:r>
         <w:rPr>
-          <w:sz w:val="24"/>
-          <w:szCs w:val="24"/>
-          <w:lang w:val="sv-SE"/>
-        </w:rPr>
-        <w:t>14/07/1991</w:t>
+          <w:sz w:val="26"/>
+          <w:szCs w:val="26"/>
+        </w:rPr>
+        <w:t>03/08/1988</w:t>
       </w:r>
     </w:p>
     <w:p>
@@ -899,7 +900,7 @@
           <w:sz w:val="26"/>
           <w:szCs w:val="26"/>
         </w:rPr>
-        <w:t>ữ</w:t>
+        <w:t>am</w:t>
       </w:r>
     </w:p>
     <w:p>
@@ -922,7 +923,7 @@
           <w:szCs w:val="28"/>
         </w:rPr>
       </w:pPr>
-      <w:bookmarkStart w:id="1" w:name="_Hlk185520090"/>
+      <w:bookmarkStart w:id="0" w:name="_Hlk185520090"/>
       <w:r>
         <w:rPr>
           <w:rFonts w:eastAsia="Times New Roman"/>
@@ -931,13 +932,13 @@
         </w:rPr>
         <w:t xml:space="preserve">Số định danh cá nhân: </w:t>
       </w:r>
-      <w:bookmarkEnd w:id="1"/>
-      <w:r>
-        <w:rPr>
-          <w:sz w:val="28"/>
-          <w:szCs w:val="28"/>
-        </w:rPr>
-        <w:t>091191009007</w:t>
+      <w:bookmarkEnd w:id="0"/>
+      <w:r>
+        <w:rPr>
+          <w:sz w:val="26"/>
+          <w:szCs w:val="26"/>
+        </w:rPr>
+        <w:t>038088044977</w:t>
       </w:r>
     </w:p>
     <w:p>
@@ -994,10 +995,10 @@
       </w:r>
       <w:r>
         <w:rPr>
-          <w:sz w:val="24"/>
-          <w:szCs w:val="24"/>
-        </w:rPr>
-        <w:t>Tổ 18, Khu 6</w:t>
+          <w:sz w:val="26"/>
+          <w:szCs w:val="26"/>
+        </w:rPr>
+        <w:t>58/2 Đường 16, KP1</w:t>
       </w:r>
     </w:p>
     <w:p>
@@ -1018,10 +1019,10 @@
       </w:r>
       <w:r>
         <w:rPr>
-          <w:sz w:val="24"/>
-          <w:szCs w:val="24"/>
-        </w:rPr>
-        <w:t>phường Tân Phú</w:t>
+          <w:sz w:val="26"/>
+          <w:szCs w:val="26"/>
+        </w:rPr>
+        <w:t>Phường Linh Xuân</w:t>
       </w:r>
     </w:p>
     <w:p>
@@ -1053,11 +1054,13 @@
       </w:r>
       <w:r>
         <w:rPr>
-          <w:sz w:val="24"/>
-          <w:szCs w:val="24"/>
-        </w:rPr>
-        <w:t>Thành phố Đồng Nai</w:t>
-      </w:r>
+          <w:sz w:val="26"/>
+          <w:szCs w:val="26"/>
+        </w:rPr>
+        <w:t>Thành phố Hồ Chí Minh</w:t>
+      </w:r>
+      <w:bookmarkStart w:id="1" w:name="_GoBack"/>
+      <w:bookmarkEnd w:id="1"/>
     </w:p>
     <w:p>
       <w:pPr>
@@ -3662,95 +3665,88 @@
             </w:pPr>
             <w:r>
               <w:rPr>
-                <w:rFonts w:eastAsia="Times New Roman"/>
+                <w:sz w:val="26"/>
+                <w:szCs w:val="26"/>
+              </w:rPr>
+              <w:t>LÊ HOÀNG GIANG</w:t>
+            </w:r>
+          </w:p>
+        </w:tc>
+        <w:tc>
+          <w:tcPr>
+            <w:tcW w:w="4810" w:type="dxa"/>
+          </w:tcPr>
+          <w:p>
+            <w:pPr>
+              <w:spacing w:before="40" w:after="40" w:line="276" w:lineRule="auto"/>
+              <w:contextualSpacing/>
+              <w:jc w:val="center"/>
+              <w:rPr>
                 <w:b/>
                 <w:bCs/>
+                <w:sz w:val="26"/>
+                <w:szCs w:val="26"/>
+              </w:rPr>
+            </w:pPr>
+          </w:p>
+          <w:p>
+            <w:pPr>
+              <w:spacing w:before="40" w:after="40" w:line="276" w:lineRule="auto"/>
+              <w:contextualSpacing/>
+              <w:jc w:val="center"/>
+              <w:rPr>
+                <w:b/>
+                <w:bCs/>
+                <w:sz w:val="26"/>
+                <w:szCs w:val="26"/>
+              </w:rPr>
+            </w:pPr>
+          </w:p>
+          <w:p>
+            <w:pPr>
+              <w:spacing w:before="40" w:after="40" w:line="276" w:lineRule="auto"/>
+              <w:contextualSpacing/>
+              <w:jc w:val="center"/>
+              <w:rPr>
+                <w:b/>
+                <w:bCs/>
+                <w:sz w:val="26"/>
+                <w:szCs w:val="26"/>
+              </w:rPr>
+            </w:pPr>
+          </w:p>
+          <w:p>
+            <w:pPr>
+              <w:spacing w:before="40" w:after="40" w:line="276" w:lineRule="auto"/>
+              <w:contextualSpacing/>
+              <w:jc w:val="center"/>
+              <w:rPr>
+                <w:b/>
+                <w:bCs/>
+                <w:sz w:val="26"/>
+                <w:szCs w:val="26"/>
+              </w:rPr>
+            </w:pPr>
+          </w:p>
+          <w:p>
+            <w:pPr>
+              <w:spacing w:before="40" w:after="40" w:line="276" w:lineRule="auto"/>
+              <w:contextualSpacing/>
+              <w:jc w:val="center"/>
+              <w:rPr>
+                <w:b/>
+                <w:bCs/>
+                <w:sz w:val="26"/>
+                <w:szCs w:val="26"/>
+              </w:rPr>
+            </w:pPr>
+            <w:r>
+              <w:rPr>
+                <w:rFonts w:eastAsia="Times New Roman"/>
                 <w:sz w:val="24"/>
                 <w:szCs w:val="24"/>
-                <w:lang w:val="sv-SE"/>
-              </w:rPr>
-              <w:t>HỨA NGỌC HẠNH</w:t>
-            </w:r>
-          </w:p>
-        </w:tc>
-        <w:tc>
-          <w:tcPr>
-            <w:tcW w:w="4810" w:type="dxa"/>
-          </w:tcPr>
-          <w:p>
-            <w:pPr>
-              <w:spacing w:before="40" w:after="40" w:line="276" w:lineRule="auto"/>
-              <w:contextualSpacing/>
-              <w:jc w:val="center"/>
-              <w:rPr>
-                <w:b/>
-                <w:bCs/>
-                <w:sz w:val="26"/>
-                <w:szCs w:val="26"/>
-              </w:rPr>
-            </w:pPr>
-          </w:p>
-          <w:p>
-            <w:pPr>
-              <w:spacing w:before="40" w:after="40" w:line="276" w:lineRule="auto"/>
-              <w:contextualSpacing/>
-              <w:jc w:val="center"/>
-              <w:rPr>
-                <w:b/>
-                <w:bCs/>
-                <w:sz w:val="26"/>
-                <w:szCs w:val="26"/>
-              </w:rPr>
-            </w:pPr>
-          </w:p>
-          <w:p>
-            <w:pPr>
-              <w:spacing w:before="40" w:after="40" w:line="276" w:lineRule="auto"/>
-              <w:contextualSpacing/>
-              <w:jc w:val="center"/>
-              <w:rPr>
-                <w:b/>
-                <w:bCs/>
-                <w:sz w:val="26"/>
-                <w:szCs w:val="26"/>
-              </w:rPr>
-            </w:pPr>
-          </w:p>
-          <w:p>
-            <w:pPr>
-              <w:spacing w:before="40" w:after="40" w:line="276" w:lineRule="auto"/>
-              <w:contextualSpacing/>
-              <w:jc w:val="center"/>
-              <w:rPr>
-                <w:b/>
-                <w:bCs/>
-                <w:sz w:val="26"/>
-                <w:szCs w:val="26"/>
-              </w:rPr>
-            </w:pPr>
-          </w:p>
-          <w:p>
-            <w:pPr>
-              <w:spacing w:before="40" w:after="40" w:line="276" w:lineRule="auto"/>
-              <w:contextualSpacing/>
-              <w:jc w:val="center"/>
-              <w:rPr>
-                <w:b/>
-                <w:bCs/>
-                <w:sz w:val="26"/>
-                <w:szCs w:val="26"/>
-              </w:rPr>
-            </w:pPr>
-            <w:r>
-              <w:rPr>
-                <w:rFonts w:eastAsia="Times New Roman"/>
-                <w:b/>
-                <w:bCs/>
-                <w:sz w:val="24"/>
-                <w:szCs w:val="24"/>
-                <w:lang w:val="sv-SE"/>
-              </w:rPr>
-              <w:t>LƯU THỊ MAI KHANH</w:t>
+              </w:rPr>
+              <w:t>LÊ TÚ TÀI</w:t>
             </w:r>
           </w:p>
         </w:tc>
